--- a/rus/docx/23.content.docx
+++ b/rus/docx/23.content.docx
@@ -19,7 +19,7 @@
         <w:rPr>
           <w:lang w:val="ru_RU" w:bidi="ru_RU"/>
         </w:rPr>
-        <w:t>Resource: Заметки к учебнику - Вступления к книгам (Тиндейл)</w:t>
+        <w:t>Resource: Tyndale Open Study Notes</w:t>
       </w:r>
       <w:r>
         <w:rPr>
@@ -112,7 +112,7 @@
         <w:rPr>
           <w:lang w:val="ru_RU" w:bidi="ru_RU"/>
         </w:rPr>
-        <w:t>Заметки к учебнику - Вступления к книгам (Тиндейл)</w:t>
+        <w:t>Tyndale Open Study Notes</w:t>
       </w:r>
     </w:p>
     <w:p>

--- a/rus/docx/23.content.docx
+++ b/rus/docx/23.content.docx
@@ -19,7 +19,7 @@
         <w:rPr>
           <w:lang w:val="ru_RU" w:bidi="ru_RU"/>
         </w:rPr>
-        <w:t>Resource: Tyndale Open Study Notes</w:t>
+        <w:t>Resource: Aquifer Open Study Notes (Book Intros)</w:t>
       </w:r>
       <w:r>
         <w:rPr>
@@ -112,7 +112,7 @@
         <w:rPr>
           <w:lang w:val="ru_RU" w:bidi="ru_RU"/>
         </w:rPr>
-        <w:t>Tyndale Open Study Notes</w:t>
+        <w:t>Aquifer Open Study Notes (Book Intros)</w:t>
       </w:r>
     </w:p>
     <w:p>

--- a/rus/docx/23.content.docx
+++ b/rus/docx/23.content.docx
@@ -285,36 +285,24 @@
         </w:rPr>
         <w:t>Пока иудейский царь Озия был ещё жив, Иудее удавалось игнорировать эту опасность. В целом, Озия был хорошим и дееспособным царём, у него была сильная армия (</w:t>
       </w:r>
-      <w:hyperlink r:id="rId13">
-        <w:r>
-          <w:rPr>
-            <w:lang w:val="ru_RU" w:bidi="ru_RU"/>
-          </w:rPr>
-          <w:rPr>
-            <w:color w:val="0000EE"/>
-            <w:u w:val="single"/>
-          </w:rPr>
-          <w:t>2 Пар.26:11–15</w:t>
-        </w:r>
-      </w:hyperlink>
+      <w:r>
+        <w:rPr>
+          <w:lang w:val="ru_RU" w:bidi="ru_RU"/>
+        </w:rPr>
+        <w:t>2 Пар.26:11–15</w:t>
+      </w:r>
       <w:r>
         <w:rPr>
           <w:lang w:val="ru_RU" w:bidi="ru_RU"/>
         </w:rPr>
         <w:t>), и его народ надеялся, что каким-то образом он сможет спасти страну от ассирийцев. Однако когда Озия умер, на смену ему пришли нечестивые правители. Во время кризиса руководства страной Бог дал Исаии видение, которое положило начало его служению и направляло его в течение следующих сорока лет (</w:t>
       </w:r>
-      <w:hyperlink r:id="rId14">
-        <w:r>
-          <w:rPr>
-            <w:lang w:val="ru_RU" w:bidi="ru_RU"/>
-          </w:rPr>
-          <w:rPr>
-            <w:color w:val="0000EE"/>
-            <w:u w:val="single"/>
-          </w:rPr>
-          <w:t>Ис.6</w:t>
-        </w:r>
-      </w:hyperlink>
+      <w:r>
+        <w:rPr>
+          <w:lang w:val="ru_RU" w:bidi="ru_RU"/>
+        </w:rPr>
+        <w:t>Ис.6</w:t>
+      </w:r>
       <w:r>
         <w:rPr>
           <w:lang w:val="ru_RU" w:bidi="ru_RU"/>
@@ -349,54 +337,36 @@
         </w:rPr>
         <w:t>К сожалению, к этой главной мысли в послании Исаии не всегда прислушивались. Около 734 г. до н.э. Израиль сформировал коалицию с Сирией, чтобы противостоять Ассирии. Когда иудейский царь Ахаз отказался присоединиться к этому союзу, Израиль и Сирия напали на Иудею, чтобы вынудить Ахаза присоединиться к ним. Столкнувшись с этим кризисом, Ахаз по глупости призвал ассирийцев спасти его (</w:t>
       </w:r>
-      <w:hyperlink r:id="rId15">
-        <w:r>
-          <w:rPr>
-            <w:lang w:val="ru_RU" w:bidi="ru_RU"/>
-          </w:rPr>
-          <w:rPr>
-            <w:color w:val="0000EE"/>
-            <w:u w:val="single"/>
-          </w:rPr>
-          <w:t>2Пар.28:16–21</w:t>
-        </w:r>
-      </w:hyperlink>
+      <w:r>
+        <w:rPr>
+          <w:lang w:val="ru_RU" w:bidi="ru_RU"/>
+        </w:rPr>
+        <w:t>2Пар.28:16–21</w:t>
+      </w:r>
       <w:r>
         <w:rPr>
           <w:lang w:val="ru_RU" w:bidi="ru_RU"/>
         </w:rPr>
         <w:t>), вместо того, чтобы довериться Богу (</w:t>
       </w:r>
-      <w:hyperlink r:id="rId16">
-        <w:r>
-          <w:rPr>
-            <w:lang w:val="ru_RU" w:bidi="ru_RU"/>
-          </w:rPr>
-          <w:rPr>
-            <w:color w:val="0000EE"/>
-            <w:u w:val="single"/>
-          </w:rPr>
-          <w:t>Ис.7:1–12</w:t>
-        </w:r>
-      </w:hyperlink>
+      <w:r>
+        <w:rPr>
+          <w:lang w:val="ru_RU" w:bidi="ru_RU"/>
+        </w:rPr>
+        <w:t>Ис.7:1–12</w:t>
+      </w:r>
       <w:r>
         <w:rPr>
           <w:lang w:val="ru_RU" w:bidi="ru_RU"/>
         </w:rPr>
         <w:t>). Ассирийский царь действительно разгромил Сирию и Израиль, он также подчинил себе Иудею и возложил на неё тяжёлое бремя налогов. Всего несколько лет спустя (722 г. до н.э.) Ассирия вновь разгромила Израильское царство и отправила большую часть израильтян в изгнание (</w:t>
       </w:r>
-      <w:hyperlink r:id="rId17">
-        <w:r>
-          <w:rPr>
-            <w:lang w:val="ru_RU" w:bidi="ru_RU"/>
-          </w:rPr>
-          <w:rPr>
-            <w:color w:val="0000EE"/>
-            <w:u w:val="single"/>
-          </w:rPr>
-          <w:t>4Цар.17:5–18</w:t>
-        </w:r>
-      </w:hyperlink>
+      <w:r>
+        <w:rPr>
+          <w:lang w:val="ru_RU" w:bidi="ru_RU"/>
+        </w:rPr>
+        <w:t>4Цар.17:5–18</w:t>
+      </w:r>
       <w:r>
         <w:rPr>
           <w:lang w:val="ru_RU" w:bidi="ru_RU"/>
@@ -417,18 +387,12 @@
         </w:rPr>
         <w:t>В 701 г. до н.э., во время правления царя Езекии, Ассирия снова вторглась в Иудею. На этот раз Иудея положилась на верность Бога, и, как и было обещано, Бог спас народ от армии ассирийцев (</w:t>
       </w:r>
-      <w:hyperlink r:id="rId18">
-        <w:r>
-          <w:rPr>
-            <w:lang w:val="ru_RU" w:bidi="ru_RU"/>
-          </w:rPr>
-          <w:rPr>
-            <w:color w:val="0000EE"/>
-            <w:u w:val="single"/>
-          </w:rPr>
-          <w:t>37:21–36</w:t>
-        </w:r>
-      </w:hyperlink>
+      <w:r>
+        <w:rPr>
+          <w:lang w:val="ru_RU" w:bidi="ru_RU"/>
+        </w:rPr>
+        <w:t>37:21–36</w:t>
+      </w:r>
       <w:r>
         <w:rPr>
           <w:lang w:val="ru_RU" w:bidi="ru_RU"/>
@@ -463,18 +427,12 @@
         </w:rPr>
         <w:t xml:space="preserve">По возвращении из плена (538 г. до н.э.; см. </w:t>
       </w:r>
-      <w:hyperlink r:id="rId19">
-        <w:r>
-          <w:rPr>
-            <w:lang w:val="ru_RU" w:bidi="ru_RU"/>
-          </w:rPr>
-          <w:rPr>
-            <w:color w:val="0000EE"/>
-            <w:u w:val="single"/>
-          </w:rPr>
-          <w:t>Езд.1:1–4</w:t>
-        </w:r>
-      </w:hyperlink>
+      <w:r>
+        <w:rPr>
+          <w:lang w:val="ru_RU" w:bidi="ru_RU"/>
+        </w:rPr>
+        <w:t>Езд.1:1–4</w:t>
+      </w:r>
       <w:r>
         <w:rPr>
           <w:lang w:val="ru_RU" w:bidi="ru_RU"/>
@@ -500,126 +458,84 @@
           <w:lang w:val="ru_RU" w:bidi="ru_RU"/>
         </w:rPr>
       </w:r>
-      <w:hyperlink r:id="rId20">
-        <w:r>
-          <w:rPr>
-            <w:lang w:val="ru_RU" w:bidi="ru_RU"/>
-          </w:rPr>
-          <w:rPr>
-            <w:color w:val="0000EE"/>
-            <w:u w:val="single"/>
-          </w:rPr>
-          <w:t>Главы 1–39</w:t>
-        </w:r>
-      </w:hyperlink>
+      <w:r>
+        <w:rPr>
+          <w:lang w:val="ru_RU" w:bidi="ru_RU"/>
+        </w:rPr>
+        <w:t>Главы 1–39</w:t>
+      </w:r>
       <w:r>
         <w:rPr>
           <w:lang w:val="ru_RU" w:bidi="ru_RU"/>
         </w:rPr>
         <w:t xml:space="preserve"> Книги пророка Исаии охватывают период от смерти Озии (740 г. до н.э.) до 701 г. до н.э. Во введении (</w:t>
       </w:r>
-      <w:hyperlink r:id="rId21">
-        <w:r>
-          <w:rPr>
-            <w:lang w:val="ru_RU" w:bidi="ru_RU"/>
-          </w:rPr>
-          <w:rPr>
-            <w:color w:val="0000EE"/>
-            <w:u w:val="single"/>
-          </w:rPr>
-          <w:t>гл. 1–5</w:t>
-        </w:r>
-      </w:hyperlink>
+      <w:r>
+        <w:rPr>
+          <w:lang w:val="ru_RU" w:bidi="ru_RU"/>
+        </w:rPr>
+        <w:t>гл. 1–5</w:t>
+      </w:r>
       <w:r>
         <w:rPr>
           <w:lang w:val="ru_RU" w:bidi="ru_RU"/>
         </w:rPr>
         <w:t xml:space="preserve">) противопоставляется нынешнее состояние Иудеи, погрязшей в грехе и несправедливости, и благословенное существование в присутствии Бога, к которому народ изначально был призван. Это сравнение поднимает вопрос: «Как нынешнее разложение может быть преобразовано в славу, чистоту и плодотворность?» В </w:t>
       </w:r>
-      <w:hyperlink r:id="rId14">
-        <w:r>
-          <w:rPr>
-            <w:lang w:val="ru_RU" w:bidi="ru_RU"/>
-          </w:rPr>
-          <w:rPr>
-            <w:color w:val="0000EE"/>
-            <w:u w:val="single"/>
-          </w:rPr>
-          <w:t>главе 6</w:t>
-        </w:r>
-      </w:hyperlink>
+      <w:r>
+        <w:rPr>
+          <w:lang w:val="ru_RU" w:bidi="ru_RU"/>
+        </w:rPr>
+        <w:t>главе 6</w:t>
+      </w:r>
       <w:r>
         <w:rPr>
           <w:lang w:val="ru_RU" w:bidi="ru_RU"/>
         </w:rPr>
         <w:t xml:space="preserve"> пророк отвечает на этот вопрос, рассказывая о своём собственном обновлении и призвании в качестве примера того, что перемены могут произойти по всей стране. Однако, если Иудея хотела пережить такое обновление, ей нужно было отказаться от своих греховных путей и научиться доверять Богу. На протяжении </w:t>
       </w:r>
-      <w:hyperlink r:id="rId22">
-        <w:r>
-          <w:rPr>
-            <w:lang w:val="ru_RU" w:bidi="ru_RU"/>
-          </w:rPr>
-          <w:rPr>
-            <w:color w:val="0000EE"/>
-            <w:u w:val="single"/>
-          </w:rPr>
-          <w:t>глав 13–35</w:t>
-        </w:r>
-      </w:hyperlink>
+      <w:r>
+        <w:rPr>
+          <w:lang w:val="ru_RU" w:bidi="ru_RU"/>
+        </w:rPr>
+        <w:t>глав 13–35</w:t>
+      </w:r>
       <w:r>
         <w:rPr>
           <w:lang w:val="ru_RU" w:bidi="ru_RU"/>
         </w:rPr>
         <w:t xml:space="preserve"> пророк использует различные литературные формы и жизненные ситуации, чтобы подтвердить, что Бог — единственный, Кому можно по-настоящему доверять, а вот полагаться на любой из окружающих народов вместо Бога — крайняя глупость. Исаия обрамляет эту весть двумя историческими описаниями событий, произошедших с Ассирией: с царём Ахазом в </w:t>
       </w:r>
-      <w:hyperlink r:id="rId23">
-        <w:r>
-          <w:rPr>
-            <w:lang w:val="ru_RU" w:bidi="ru_RU"/>
-          </w:rPr>
-          <w:rPr>
-            <w:color w:val="0000EE"/>
-            <w:u w:val="single"/>
-          </w:rPr>
-          <w:t>главах 7–12</w:t>
-        </w:r>
-      </w:hyperlink>
+      <w:r>
+        <w:rPr>
+          <w:lang w:val="ru_RU" w:bidi="ru_RU"/>
+        </w:rPr>
+        <w:t>главах 7–12</w:t>
+      </w:r>
       <w:r>
         <w:rPr>
           <w:lang w:val="ru_RU" w:bidi="ru_RU"/>
         </w:rPr>
         <w:t xml:space="preserve"> и с царём Езекией в </w:t>
       </w:r>
-      <w:hyperlink r:id="rId24">
-        <w:r>
-          <w:rPr>
-            <w:lang w:val="ru_RU" w:bidi="ru_RU"/>
-          </w:rPr>
-          <w:rPr>
-            <w:color w:val="0000EE"/>
-            <w:u w:val="single"/>
-          </w:rPr>
-          <w:t>главах 36–39</w:t>
-        </w:r>
-      </w:hyperlink>
+      <w:r>
+        <w:rPr>
+          <w:lang w:val="ru_RU" w:bidi="ru_RU"/>
+        </w:rPr>
+        <w:t>главах 36–39</w:t>
+      </w:r>
       <w:r>
         <w:rPr>
           <w:lang w:val="ru_RU" w:bidi="ru_RU"/>
         </w:rPr>
         <w:t>. Когда Ахаз перестал доверять Богу, это привело к катастрофе. В отличие от него, его сын Езекия доверился Богу, и произошло великое спасение. Однако у Езекии тоже были периоды слабости (</w:t>
       </w:r>
-      <w:hyperlink r:id="rId25">
-        <w:r>
-          <w:rPr>
-            <w:lang w:val="ru_RU" w:bidi="ru_RU"/>
-          </w:rPr>
-          <w:rPr>
-            <w:color w:val="0000EE"/>
-            <w:u w:val="single"/>
-          </w:rPr>
-          <w:t>гл. 39</w:t>
-        </w:r>
-      </w:hyperlink>
+      <w:r>
+        <w:rPr>
+          <w:lang w:val="ru_RU" w:bidi="ru_RU"/>
+        </w:rPr>
+        <w:t>гл. 39</w:t>
+      </w:r>
       <w:r>
         <w:rPr>
           <w:lang w:val="ru_RU" w:bidi="ru_RU"/>
@@ -640,54 +556,36 @@
         </w:rPr>
         <w:t xml:space="preserve">В </w:t>
       </w:r>
-      <w:hyperlink r:id="rId26">
-        <w:r>
-          <w:rPr>
-            <w:lang w:val="ru_RU" w:bidi="ru_RU"/>
-          </w:rPr>
-          <w:rPr>
-            <w:color w:val="0000EE"/>
-            <w:u w:val="single"/>
-          </w:rPr>
-          <w:t>главах 40–55</w:t>
-        </w:r>
-      </w:hyperlink>
+      <w:r>
+        <w:rPr>
+          <w:lang w:val="ru_RU" w:bidi="ru_RU"/>
+        </w:rPr>
+        <w:t>главах 40–55</w:t>
+      </w:r>
       <w:r>
         <w:rPr>
           <w:lang w:val="ru_RU" w:bidi="ru_RU"/>
         </w:rPr>
         <w:t xml:space="preserve"> Книги пророка Исаии рассматриваются вопросы, которые возникнут во время изгнания Иудеи в Вавилон в 586 г. до н.э. Означает ли изгнание, что Бог был побеждён либо вавилонянами, либо грехом Иуды? Неужели Божий замысел в отношении Иуды был сорван, и неужели Бог бессилен что-то с этим сделать? В </w:t>
       </w:r>
-      <w:hyperlink r:id="rId27">
-        <w:r>
-          <w:rPr>
-            <w:lang w:val="ru_RU" w:bidi="ru_RU"/>
-          </w:rPr>
-          <w:rPr>
-            <w:color w:val="0000EE"/>
-            <w:u w:val="single"/>
-          </w:rPr>
-          <w:t>главах 40–48</w:t>
-        </w:r>
-      </w:hyperlink>
+      <w:r>
+        <w:rPr>
+          <w:lang w:val="ru_RU" w:bidi="ru_RU"/>
+        </w:rPr>
+        <w:t>главах 40–48</w:t>
+      </w:r>
       <w:r>
         <w:rPr>
           <w:lang w:val="ru_RU" w:bidi="ru_RU"/>
         </w:rPr>
         <w:t xml:space="preserve"> Исаия показывает, что Бог бесконечно превосходит любого идола, и Его народ станет доказательством этого, когда Бог спасёт его из совершенно беспомощных рук Вавилона. В </w:t>
       </w:r>
-      <w:hyperlink r:id="rId28">
-        <w:r>
-          <w:rPr>
-            <w:lang w:val="ru_RU" w:bidi="ru_RU"/>
-          </w:rPr>
-          <w:rPr>
-            <w:color w:val="0000EE"/>
-            <w:u w:val="single"/>
-          </w:rPr>
-          <w:t>главах 49–55</w:t>
-        </w:r>
-      </w:hyperlink>
+      <w:r>
+        <w:rPr>
+          <w:lang w:val="ru_RU" w:bidi="ru_RU"/>
+        </w:rPr>
+        <w:t>главах 49–55</w:t>
+      </w:r>
       <w:r>
         <w:rPr>
           <w:lang w:val="ru_RU" w:bidi="ru_RU"/>
@@ -708,18 +606,12 @@
         </w:rPr>
         <w:t xml:space="preserve">В </w:t>
       </w:r>
-      <w:hyperlink r:id="rId29">
-        <w:r>
-          <w:rPr>
-            <w:lang w:val="ru_RU" w:bidi="ru_RU"/>
-          </w:rPr>
-          <w:rPr>
-            <w:color w:val="0000EE"/>
-            <w:u w:val="single"/>
-          </w:rPr>
-          <w:t>главах 56–66</w:t>
-        </w:r>
-      </w:hyperlink>
+      <w:r>
+        <w:rPr>
+          <w:lang w:val="ru_RU" w:bidi="ru_RU"/>
+        </w:rPr>
+        <w:t>главах 56–66</w:t>
+      </w:r>
       <w:r>
         <w:rPr>
           <w:lang w:val="ru_RU" w:bidi="ru_RU"/>
@@ -751,90 +643,60 @@
         </w:rPr>
         <w:t xml:space="preserve">Книга пророка Исаии обращается к трём различным историческим ситуациям, две из которых выходят за рамки жизни пророка. Поэтому многие исследователи утверждают, что пророк Исаия не мог написать всю книгу; это мнение преобладало с середины XIX в. Однако если богодухновенность реальна, то предсказательное пророчество также реально, и нет никаких проблем в том, что какие-то части книги посвящены событиям, которые для пророка Исаии были будущим. Более того, книга представляет собой замечательное литературное единство. Когда Иисус и авторы Нового Завета цитируют Книгу пророка Исаии, они неизменно утверждают, что приводят слова самого пророка (см., например, </w:t>
       </w:r>
-      <w:hyperlink r:id="rId30">
-        <w:r>
-          <w:rPr>
-            <w:lang w:val="ru_RU" w:bidi="ru_RU"/>
-          </w:rPr>
-          <w:rPr>
-            <w:color w:val="0000EE"/>
-            <w:u w:val="single"/>
-          </w:rPr>
-          <w:t>Мф.8:17</w:t>
-        </w:r>
-      </w:hyperlink>
+      <w:r>
+        <w:rPr>
+          <w:lang w:val="ru_RU" w:bidi="ru_RU"/>
+        </w:rPr>
+        <w:t>Мф.8:17</w:t>
+      </w:r>
       <w:r>
         <w:rPr>
           <w:lang w:val="ru_RU" w:bidi="ru_RU"/>
         </w:rPr>
         <w:t xml:space="preserve">; </w:t>
       </w:r>
-      <w:hyperlink r:id="rId31">
-        <w:r>
-          <w:rPr>
-            <w:lang w:val="ru_RU" w:bidi="ru_RU"/>
-          </w:rPr>
-          <w:rPr>
-            <w:color w:val="0000EE"/>
-            <w:u w:val="single"/>
-          </w:rPr>
-          <w:t>12:17–21</w:t>
-        </w:r>
-      </w:hyperlink>
+      <w:r>
+        <w:rPr>
+          <w:lang w:val="ru_RU" w:bidi="ru_RU"/>
+        </w:rPr>
+        <w:t>12:17–21</w:t>
+      </w:r>
       <w:r>
         <w:rPr>
           <w:lang w:val="ru_RU" w:bidi="ru_RU"/>
         </w:rPr>
         <w:t xml:space="preserve">; </w:t>
       </w:r>
-      <w:hyperlink r:id="rId32">
-        <w:r>
-          <w:rPr>
-            <w:lang w:val="ru_RU" w:bidi="ru_RU"/>
-          </w:rPr>
-          <w:rPr>
-            <w:color w:val="0000EE"/>
-            <w:u w:val="single"/>
-          </w:rPr>
-          <w:t>Лк.3:4–6</w:t>
-        </w:r>
-      </w:hyperlink>
+      <w:r>
+        <w:rPr>
+          <w:lang w:val="ru_RU" w:bidi="ru_RU"/>
+        </w:rPr>
+        <w:t>Лк.3:4–6</w:t>
+      </w:r>
       <w:r>
         <w:rPr>
           <w:lang w:val="ru_RU" w:bidi="ru_RU"/>
         </w:rPr>
         <w:t xml:space="preserve">; </w:t>
       </w:r>
-      <w:hyperlink r:id="rId33">
-        <w:r>
-          <w:rPr>
-            <w:lang w:val="ru_RU" w:bidi="ru_RU"/>
-          </w:rPr>
-          <w:rPr>
-            <w:color w:val="0000EE"/>
-            <w:u w:val="single"/>
-          </w:rPr>
-          <w:t>Деян.8:28–35</w:t>
-        </w:r>
-      </w:hyperlink>
+      <w:r>
+        <w:rPr>
+          <w:lang w:val="ru_RU" w:bidi="ru_RU"/>
+        </w:rPr>
+        <w:t>Деян.8:28–35</w:t>
+      </w:r>
       <w:r>
         <w:rPr>
           <w:lang w:val="ru_RU" w:bidi="ru_RU"/>
         </w:rPr>
         <w:t xml:space="preserve">; </w:t>
       </w:r>
-      <w:hyperlink r:id="rId34">
-        <w:r>
-          <w:rPr>
-            <w:lang w:val="ru_RU" w:bidi="ru_RU"/>
-          </w:rPr>
-          <w:rPr>
-            <w:color w:val="0000EE"/>
-            <w:u w:val="single"/>
-          </w:rPr>
-          <w:t>Рим.10:16</w:t>
-        </w:r>
-      </w:hyperlink>
+      <w:r>
+        <w:rPr>
+          <w:lang w:val="ru_RU" w:bidi="ru_RU"/>
+        </w:rPr>
+        <w:t>Рим.10:16</w:t>
+      </w:r>
       <w:r>
         <w:rPr>
           <w:lang w:val="ru_RU" w:bidi="ru_RU"/>
@@ -866,72 +728,48 @@
         </w:rPr>
         <w:t xml:space="preserve">Из исторических ссылок в </w:t>
       </w:r>
-      <w:hyperlink r:id="rId35">
-        <w:r>
-          <w:rPr>
-            <w:lang w:val="ru_RU" w:bidi="ru_RU"/>
-          </w:rPr>
-          <w:rPr>
-            <w:color w:val="0000EE"/>
-            <w:u w:val="single"/>
-          </w:rPr>
-          <w:t>главах 6–39</w:t>
-        </w:r>
-      </w:hyperlink>
+      <w:r>
+        <w:rPr>
+          <w:lang w:val="ru_RU" w:bidi="ru_RU"/>
+        </w:rPr>
+        <w:t>главах 6–39</w:t>
+      </w:r>
       <w:r>
         <w:rPr>
           <w:lang w:val="ru_RU" w:bidi="ru_RU"/>
         </w:rPr>
         <w:t xml:space="preserve"> следует, что эти материалы были записаны в разное время на протяжении 38 лет между смертью царя Озии в 740 г. до н.э. и отступлением Сеннахирима от Иерусалима в 701 г. до н.э. Из-за более простого умиротворённого и задумчивого лирического стиля в</w:t>
       </w:r>
-      <w:hyperlink r:id="rId36">
-        <w:r>
-          <w:rPr>
-            <w:lang w:val="ru_RU" w:bidi="ru_RU"/>
-          </w:rPr>
-          <w:rPr>
-            <w:color w:val="0000EE"/>
-            <w:u w:val="single"/>
-          </w:rPr>
-          <w:t>главах 40–66</w:t>
-        </w:r>
-      </w:hyperlink>
+      <w:r>
+        <w:rPr>
+          <w:lang w:val="ru_RU" w:bidi="ru_RU"/>
+        </w:rPr>
+        <w:t>главах 40–66</w:t>
+      </w:r>
       <w:r>
         <w:rPr>
           <w:lang w:val="ru_RU" w:bidi="ru_RU"/>
         </w:rPr>
         <w:t xml:space="preserve"> складывается впечатление, что прошло некоторое время между 701 г. до н.э. и началом написания этих глав. Мы не знаем, когда умер Исаия, но предание гласит, что его смерть наступила в период единоличного правления Манасии (686–642 гг. до н.э.). Таким образом, возможно, что между написанием </w:t>
       </w:r>
-      <w:hyperlink r:id="rId20">
-        <w:r>
-          <w:rPr>
-            <w:lang w:val="ru_RU" w:bidi="ru_RU"/>
-          </w:rPr>
-          <w:rPr>
-            <w:color w:val="0000EE"/>
-            <w:u w:val="single"/>
-          </w:rPr>
-          <w:t>глав 1–39</w:t>
-        </w:r>
-      </w:hyperlink>
+      <w:r>
+        <w:rPr>
+          <w:lang w:val="ru_RU" w:bidi="ru_RU"/>
+        </w:rPr>
+        <w:t>глав 1–39</w:t>
+      </w:r>
       <w:r>
         <w:rPr>
           <w:lang w:val="ru_RU" w:bidi="ru_RU"/>
         </w:rPr>
         <w:t xml:space="preserve"> и </w:t>
       </w:r>
-      <w:hyperlink r:id="rId36">
-        <w:r>
-          <w:rPr>
-            <w:lang w:val="ru_RU" w:bidi="ru_RU"/>
-          </w:rPr>
-          <w:rPr>
-            <w:color w:val="0000EE"/>
-            <w:u w:val="single"/>
-          </w:rPr>
-          <w:t>40–66</w:t>
-        </w:r>
-      </w:hyperlink>
+      <w:r>
+        <w:rPr>
+          <w:lang w:val="ru_RU" w:bidi="ru_RU"/>
+        </w:rPr>
+        <w:t>40–66</w:t>
+      </w:r>
       <w:r>
         <w:rPr>
           <w:lang w:val="ru_RU" w:bidi="ru_RU"/>
@@ -981,18 +819,12 @@
         </w:rPr>
         <w:t>судные речи, предупреждающие Израиль, что Бог накажет их за грехи (</w:t>
       </w:r>
-      <w:hyperlink r:id="rId37">
-        <w:r>
-          <w:rPr>
-            <w:lang w:val="ru_RU" w:bidi="ru_RU"/>
-          </w:rPr>
-          <w:rPr>
-            <w:color w:val="0000EE"/>
-            <w:u w:val="single"/>
-          </w:rPr>
-          <w:t>9:8–21</w:t>
-        </w:r>
-      </w:hyperlink>
+      <w:r>
+        <w:rPr>
+          <w:lang w:val="ru_RU" w:bidi="ru_RU"/>
+        </w:rPr>
+        <w:t>9:8–21</w:t>
+      </w:r>
       <w:r>
         <w:rPr>
           <w:lang w:val="ru_RU" w:bidi="ru_RU"/>
@@ -1017,54 +849,36 @@
         </w:rPr>
         <w:t>пророчества о горе, оплакивающие приближающуюся смерть народа (</w:t>
       </w:r>
-      <w:hyperlink r:id="rId38">
-        <w:r>
-          <w:rPr>
-            <w:lang w:val="ru_RU" w:bidi="ru_RU"/>
-          </w:rPr>
-          <w:rPr>
-            <w:color w:val="0000EE"/>
-            <w:u w:val="single"/>
-          </w:rPr>
-          <w:t>5:8–30</w:t>
-        </w:r>
-      </w:hyperlink>
+      <w:r>
+        <w:rPr>
+          <w:lang w:val="ru_RU" w:bidi="ru_RU"/>
+        </w:rPr>
+        <w:t>5:8–30</w:t>
+      </w:r>
       <w:r>
         <w:rPr>
           <w:lang w:val="ru_RU" w:bidi="ru_RU"/>
         </w:rPr>
         <w:t xml:space="preserve">; </w:t>
       </w:r>
-      <w:hyperlink r:id="rId39">
-        <w:r>
-          <w:rPr>
-            <w:lang w:val="ru_RU" w:bidi="ru_RU"/>
-          </w:rPr>
-          <w:rPr>
-            <w:color w:val="0000EE"/>
-            <w:u w:val="single"/>
-          </w:rPr>
-          <w:t>29:1–12</w:t>
-        </w:r>
-      </w:hyperlink>
+      <w:r>
+        <w:rPr>
+          <w:lang w:val="ru_RU" w:bidi="ru_RU"/>
+        </w:rPr>
+        <w:t>29:1–12</w:t>
+      </w:r>
       <w:r>
         <w:rPr>
           <w:lang w:val="ru_RU" w:bidi="ru_RU"/>
         </w:rPr>
         <w:t xml:space="preserve">; </w:t>
       </w:r>
-      <w:hyperlink r:id="rId40">
-        <w:r>
-          <w:rPr>
-            <w:lang w:val="ru_RU" w:bidi="ru_RU"/>
-          </w:rPr>
-          <w:rPr>
-            <w:color w:val="0000EE"/>
-            <w:u w:val="single"/>
-          </w:rPr>
-          <w:t>31:1–9</w:t>
-        </w:r>
-      </w:hyperlink>
+      <w:r>
+        <w:rPr>
+          <w:lang w:val="ru_RU" w:bidi="ru_RU"/>
+        </w:rPr>
+        <w:t>31:1–9</w:t>
+      </w:r>
       <w:r>
         <w:rPr>
           <w:lang w:val="ru_RU" w:bidi="ru_RU"/>
@@ -1089,36 +903,24 @@
         </w:rPr>
         <w:t>притчи, призванные преподать урок из аналогии, которая в них содержится (</w:t>
       </w:r>
-      <w:hyperlink r:id="rId41">
-        <w:r>
-          <w:rPr>
-            <w:lang w:val="ru_RU" w:bidi="ru_RU"/>
-          </w:rPr>
-          <w:rPr>
-            <w:color w:val="0000EE"/>
-            <w:u w:val="single"/>
-          </w:rPr>
-          <w:t>5:1–8</w:t>
-        </w:r>
-      </w:hyperlink>
+      <w:r>
+        <w:rPr>
+          <w:lang w:val="ru_RU" w:bidi="ru_RU"/>
+        </w:rPr>
+        <w:t>5:1–8</w:t>
+      </w:r>
       <w:r>
         <w:rPr>
           <w:lang w:val="ru_RU" w:bidi="ru_RU"/>
         </w:rPr>
         <w:t xml:space="preserve">; </w:t>
       </w:r>
-      <w:hyperlink r:id="rId42">
-        <w:r>
-          <w:rPr>
-            <w:lang w:val="ru_RU" w:bidi="ru_RU"/>
-          </w:rPr>
-          <w:rPr>
-            <w:color w:val="0000EE"/>
-            <w:u w:val="single"/>
-          </w:rPr>
-          <w:t>27:2–6</w:t>
-        </w:r>
-      </w:hyperlink>
+      <w:r>
+        <w:rPr>
+          <w:lang w:val="ru_RU" w:bidi="ru_RU"/>
+        </w:rPr>
+        <w:t>27:2–6</w:t>
+      </w:r>
       <w:r>
         <w:rPr>
           <w:lang w:val="ru_RU" w:bidi="ru_RU"/>
@@ -1143,18 +945,12 @@
         </w:rPr>
         <w:t>судебные речи для доказательства своей правоты (</w:t>
       </w:r>
-      <w:hyperlink r:id="rId43">
-        <w:r>
-          <w:rPr>
-            <w:lang w:val="ru_RU" w:bidi="ru_RU"/>
-          </w:rPr>
-          <w:rPr>
-            <w:color w:val="0000EE"/>
-            <w:u w:val="single"/>
-          </w:rPr>
-          <w:t>41:21–29</w:t>
-        </w:r>
-      </w:hyperlink>
+      <w:r>
+        <w:rPr>
+          <w:lang w:val="ru_RU" w:bidi="ru_RU"/>
+        </w:rPr>
+        <w:t>41:21–29</w:t>
+      </w:r>
       <w:r>
         <w:rPr>
           <w:lang w:val="ru_RU" w:bidi="ru_RU"/>
@@ -1179,54 +975,36 @@
         </w:rPr>
         <w:t>спасительные пророчества о надежде на будущее (</w:t>
       </w:r>
-      <w:hyperlink r:id="rId44">
-        <w:r>
-          <w:rPr>
-            <w:lang w:val="ru_RU" w:bidi="ru_RU"/>
-          </w:rPr>
-          <w:rPr>
-            <w:color w:val="0000EE"/>
-            <w:u w:val="single"/>
-          </w:rPr>
-          <w:t>2:1–5</w:t>
-        </w:r>
-      </w:hyperlink>
+      <w:r>
+        <w:rPr>
+          <w:lang w:val="ru_RU" w:bidi="ru_RU"/>
+        </w:rPr>
+        <w:t>2:1–5</w:t>
+      </w:r>
       <w:r>
         <w:rPr>
           <w:lang w:val="ru_RU" w:bidi="ru_RU"/>
         </w:rPr>
         <w:t xml:space="preserve">; </w:t>
       </w:r>
-      <w:hyperlink r:id="rId45">
-        <w:r>
-          <w:rPr>
-            <w:lang w:val="ru_RU" w:bidi="ru_RU"/>
-          </w:rPr>
-          <w:rPr>
-            <w:color w:val="0000EE"/>
-            <w:u w:val="single"/>
-          </w:rPr>
-          <w:t>32:1–20</w:t>
-        </w:r>
-      </w:hyperlink>
+      <w:r>
+        <w:rPr>
+          <w:lang w:val="ru_RU" w:bidi="ru_RU"/>
+        </w:rPr>
+        <w:t>32:1–20</w:t>
+      </w:r>
       <w:r>
         <w:rPr>
           <w:lang w:val="ru_RU" w:bidi="ru_RU"/>
         </w:rPr>
         <w:t xml:space="preserve">; </w:t>
       </w:r>
-      <w:hyperlink r:id="rId46">
-        <w:r>
-          <w:rPr>
-            <w:lang w:val="ru_RU" w:bidi="ru_RU"/>
-          </w:rPr>
-          <w:rPr>
-            <w:color w:val="0000EE"/>
-            <w:u w:val="single"/>
-          </w:rPr>
-          <w:t>60:1–22</w:t>
-        </w:r>
-      </w:hyperlink>
+      <w:r>
+        <w:rPr>
+          <w:lang w:val="ru_RU" w:bidi="ru_RU"/>
+        </w:rPr>
+        <w:t>60:1–22</w:t>
+      </w:r>
       <w:r>
         <w:rPr>
           <w:lang w:val="ru_RU" w:bidi="ru_RU"/>
@@ -1251,36 +1029,24 @@
         </w:rPr>
         <w:t>хвалебные гимны Богу за Его верность (</w:t>
       </w:r>
-      <w:hyperlink r:id="rId47">
-        <w:r>
-          <w:rPr>
-            <w:lang w:val="ru_RU" w:bidi="ru_RU"/>
-          </w:rPr>
-          <w:rPr>
-            <w:color w:val="0000EE"/>
-            <w:u w:val="single"/>
-          </w:rPr>
-          <w:t>12:1–6</w:t>
-        </w:r>
-      </w:hyperlink>
+      <w:r>
+        <w:rPr>
+          <w:lang w:val="ru_RU" w:bidi="ru_RU"/>
+        </w:rPr>
+        <w:t>12:1–6</w:t>
+      </w:r>
       <w:r>
         <w:rPr>
           <w:lang w:val="ru_RU" w:bidi="ru_RU"/>
         </w:rPr>
         <w:t xml:space="preserve">; </w:t>
       </w:r>
-      <w:hyperlink r:id="rId48">
-        <w:r>
-          <w:rPr>
-            <w:lang w:val="ru_RU" w:bidi="ru_RU"/>
-          </w:rPr>
-          <w:rPr>
-            <w:color w:val="0000EE"/>
-            <w:u w:val="single"/>
-          </w:rPr>
-          <w:t>26:1–6</w:t>
-        </w:r>
-      </w:hyperlink>
+      <w:r>
+        <w:rPr>
+          <w:lang w:val="ru_RU" w:bidi="ru_RU"/>
+        </w:rPr>
+        <w:t>26:1–6</w:t>
+      </w:r>
       <w:r>
         <w:rPr>
           <w:lang w:val="ru_RU" w:bidi="ru_RU"/>
@@ -1305,36 +1071,24 @@
         </w:rPr>
         <w:t>пророчества против чужеземных народов (</w:t>
       </w:r>
-      <w:hyperlink r:id="rId49">
-        <w:r>
-          <w:rPr>
-            <w:lang w:val="ru_RU" w:bidi="ru_RU"/>
-          </w:rPr>
-          <w:rPr>
-            <w:color w:val="0000EE"/>
-            <w:u w:val="single"/>
-          </w:rPr>
-          <w:t>15:1–16:14</w:t>
-        </w:r>
-      </w:hyperlink>
+      <w:r>
+        <w:rPr>
+          <w:lang w:val="ru_RU" w:bidi="ru_RU"/>
+        </w:rPr>
+        <w:t>15:1–16:14</w:t>
+      </w:r>
       <w:r>
         <w:rPr>
           <w:lang w:val="ru_RU" w:bidi="ru_RU"/>
         </w:rPr>
         <w:t xml:space="preserve">; </w:t>
       </w:r>
-      <w:hyperlink r:id="rId50">
-        <w:r>
-          <w:rPr>
-            <w:lang w:val="ru_RU" w:bidi="ru_RU"/>
-          </w:rPr>
-          <w:rPr>
-            <w:color w:val="0000EE"/>
-            <w:u w:val="single"/>
-          </w:rPr>
-          <w:t>23:1–18</w:t>
-        </w:r>
-      </w:hyperlink>
+      <w:r>
+        <w:rPr>
+          <w:lang w:val="ru_RU" w:bidi="ru_RU"/>
+        </w:rPr>
+        <w:t>23:1–18</w:t>
+      </w:r>
       <w:r>
         <w:rPr>
           <w:lang w:val="ru_RU" w:bidi="ru_RU"/>
@@ -1359,36 +1113,24 @@
         </w:rPr>
         <w:t>пророчества о грядущем Царе, Мессии (</w:t>
       </w:r>
-      <w:hyperlink r:id="rId51">
-        <w:r>
-          <w:rPr>
-            <w:lang w:val="ru_RU" w:bidi="ru_RU"/>
-          </w:rPr>
-          <w:rPr>
-            <w:color w:val="0000EE"/>
-            <w:u w:val="single"/>
-          </w:rPr>
-          <w:t>9:1–7</w:t>
-        </w:r>
-      </w:hyperlink>
+      <w:r>
+        <w:rPr>
+          <w:lang w:val="ru_RU" w:bidi="ru_RU"/>
+        </w:rPr>
+        <w:t>9:1–7</w:t>
+      </w:r>
       <w:r>
         <w:rPr>
           <w:lang w:val="ru_RU" w:bidi="ru_RU"/>
         </w:rPr>
         <w:t xml:space="preserve">; </w:t>
       </w:r>
-      <w:hyperlink r:id="rId52">
-        <w:r>
-          <w:rPr>
-            <w:lang w:val="ru_RU" w:bidi="ru_RU"/>
-          </w:rPr>
-          <w:rPr>
-            <w:color w:val="0000EE"/>
-            <w:u w:val="single"/>
-          </w:rPr>
-          <w:t>11:1–9</w:t>
-        </w:r>
-      </w:hyperlink>
+      <w:r>
+        <w:rPr>
+          <w:lang w:val="ru_RU" w:bidi="ru_RU"/>
+        </w:rPr>
+        <w:t>11:1–9</w:t>
+      </w:r>
       <w:r>
         <w:rPr>
           <w:lang w:val="ru_RU" w:bidi="ru_RU"/>
@@ -1413,36 +1155,24 @@
         </w:rPr>
         <w:t>песни Отрока и Раба о Том, Кто пострадает за грехи других (</w:t>
       </w:r>
-      <w:hyperlink r:id="rId53">
-        <w:r>
-          <w:rPr>
-            <w:lang w:val="ru_RU" w:bidi="ru_RU"/>
-          </w:rPr>
-          <w:rPr>
-            <w:color w:val="0000EE"/>
-            <w:u w:val="single"/>
-          </w:rPr>
-          <w:t>42:1–9</w:t>
-        </w:r>
-      </w:hyperlink>
+      <w:r>
+        <w:rPr>
+          <w:lang w:val="ru_RU" w:bidi="ru_RU"/>
+        </w:rPr>
+        <w:t>42:1–9</w:t>
+      </w:r>
       <w:r>
         <w:rPr>
           <w:lang w:val="ru_RU" w:bidi="ru_RU"/>
         </w:rPr>
         <w:t xml:space="preserve">; </w:t>
       </w:r>
-      <w:hyperlink r:id="rId54">
-        <w:r>
-          <w:rPr>
-            <w:lang w:val="ru_RU" w:bidi="ru_RU"/>
-          </w:rPr>
-          <w:rPr>
-            <w:color w:val="0000EE"/>
-            <w:u w:val="single"/>
-          </w:rPr>
-          <w:t>52:13–53:12</w:t>
-        </w:r>
-      </w:hyperlink>
+      <w:r>
+        <w:rPr>
+          <w:lang w:val="ru_RU" w:bidi="ru_RU"/>
+        </w:rPr>
+        <w:t>52:13–53:12</w:t>
+      </w:r>
       <w:r>
         <w:rPr>
           <w:lang w:val="ru_RU" w:bidi="ru_RU"/>
@@ -1467,36 +1197,24 @@
         </w:rPr>
         <w:t>повествования о текущих событиях (</w:t>
       </w:r>
-      <w:hyperlink r:id="rId55">
-        <w:r>
-          <w:rPr>
-            <w:lang w:val="ru_RU" w:bidi="ru_RU"/>
-          </w:rPr>
-          <w:rPr>
-            <w:color w:val="0000EE"/>
-            <w:u w:val="single"/>
-          </w:rPr>
-          <w:t>36:1–22</w:t>
-        </w:r>
-      </w:hyperlink>
+      <w:r>
+        <w:rPr>
+          <w:lang w:val="ru_RU" w:bidi="ru_RU"/>
+        </w:rPr>
+        <w:t>36:1–22</w:t>
+      </w:r>
       <w:r>
         <w:rPr>
           <w:lang w:val="ru_RU" w:bidi="ru_RU"/>
         </w:rPr>
         <w:t xml:space="preserve">; </w:t>
       </w:r>
-      <w:hyperlink r:id="rId25">
-        <w:r>
-          <w:rPr>
-            <w:lang w:val="ru_RU" w:bidi="ru_RU"/>
-          </w:rPr>
-          <w:rPr>
-            <w:color w:val="0000EE"/>
-            <w:u w:val="single"/>
-          </w:rPr>
-          <w:t>39:1–8</w:t>
-        </w:r>
-      </w:hyperlink>
+      <w:r>
+        <w:rPr>
+          <w:lang w:val="ru_RU" w:bidi="ru_RU"/>
+        </w:rPr>
+        <w:t>39:1–8</w:t>
+      </w:r>
       <w:r>
         <w:rPr>
           <w:lang w:val="ru_RU" w:bidi="ru_RU"/>
@@ -1554,18 +1272,12 @@
         </w:rPr>
         <w:t xml:space="preserve"> («С нами Бог», </w:t>
       </w:r>
-      <w:hyperlink r:id="rId56">
-        <w:r>
-          <w:rPr>
-            <w:lang w:val="ru_RU" w:bidi="ru_RU"/>
-          </w:rPr>
-          <w:rPr>
-            <w:color w:val="0000EE"/>
-            <w:u w:val="single"/>
-          </w:rPr>
-          <w:t>7:14</w:t>
-        </w:r>
-      </w:hyperlink>
+      <w:r>
+        <w:rPr>
+          <w:lang w:val="ru_RU" w:bidi="ru_RU"/>
+        </w:rPr>
+        <w:t>7:14</w:t>
+      </w:r>
       <w:r>
         <w:rPr>
           <w:lang w:val="ru_RU" w:bidi="ru_RU"/>
@@ -1598,18 +1310,12 @@
         </w:rPr>
         <w:t xml:space="preserve"> (в теле), Иисуса Христа, Который является истинным Еманнуилом (см. </w:t>
       </w:r>
-      <w:hyperlink r:id="rId57">
-        <w:r>
-          <w:rPr>
-            <w:lang w:val="ru_RU" w:bidi="ru_RU"/>
-          </w:rPr>
-          <w:rPr>
-            <w:color w:val="0000EE"/>
-            <w:u w:val="single"/>
-          </w:rPr>
-          <w:t>Мф.1:21–23</w:t>
-        </w:r>
-      </w:hyperlink>
+      <w:r>
+        <w:rPr>
+          <w:lang w:val="ru_RU" w:bidi="ru_RU"/>
+        </w:rPr>
+        <w:t>Мф.1:21–23</w:t>
+      </w:r>
       <w:r>
         <w:rPr>
           <w:lang w:val="ru_RU" w:bidi="ru_RU"/>
